--- a/laravel-app/database/data/internship/handbooks/cloud_computing/Beyond_Cloud_Internship_Day_031_Student_Handbook.docx
+++ b/laravel-app/database/data/internship/handbooks/cloud_computing/Beyond_Cloud_Internship_Day_031_Student_Handbook.docx
@@ -38,7 +38,7 @@
           <w:color w:val="1E293B"/>
           <w:sz w:val="28"/>
         </w:rPr>
-        <w:t>Containers With Docker</w:t>
+        <w:t>Git Repository and Commit Foundations</w:t>
       </w:r>
     </w:p>
     <w:p>
@@ -154,7 +154,7 @@
               <w:rPr>
                 <w:sz w:val="18"/>
               </w:rPr>
-              <w:t>foundation</w:t>
+              <w:t>foundation-to-intermediate</w:t>
             </w:r>
           </w:p>
         </w:tc>
@@ -167,7 +167,7 @@
               <w:rPr>
                 <w:sz w:val="18"/>
               </w:rPr>
-              <w:t>8 hours</w:t>
+              <w:t>8.0 hours</w:t>
             </w:r>
           </w:p>
         </w:tc>
@@ -180,7 +180,7 @@
               <w:rPr>
                 <w:sz w:val="18"/>
               </w:rPr>
-              <w:t>VirtualBox, Docker, GitHub, free tiers or local cloud emulators</w:t>
+              <w:t>Git, GitHub, VS Code, Markdown, diagramming tools</w:t>
             </w:r>
           </w:p>
         </w:tc>
@@ -198,7 +198,7 @@
           <w:color w:val="0B3F90"/>
           <w:sz w:val="20"/>
         </w:rPr>
-        <w:t>Day 31 objective  Complete the orientation and setup for Containers With Docker: Apply containers with Docker safely and explain the result in a professional technical report.</w:t>
+        <w:t>Day 31 objective  Complete the orientation and setup for Git Repository and Commit Foundations: Initialize a cloud-lab repository and create small traceable commits.</w:t>
       </w:r>
     </w:p>
     <w:p>
@@ -270,7 +270,7 @@
           <w:b w:val="0"/>
           <w:sz w:val="22"/>
         </w:rPr>
-        <w:t>Submit: A setup screenshot, a short explanation of the key terms, and a safety/ethics check..</w:t>
+        <w:t>Submit: Setup evidence, completed lab artifact, independent verification, cost/cleanup record, safety check, and short technical report..</w:t>
       </w:r>
     </w:p>
     <w:p>
@@ -701,7 +701,7 @@
           <w:b w:val="0"/>
           <w:sz w:val="20"/>
         </w:rPr>
-        <w:t>Curriculum objective (source of truth): Apply containers with Docker safely and explain the result in a professional technical report.</w:t>
+        <w:t>Curriculum objective (source of truth): Initialize a cloud-lab repository and create small traceable commits.</w:t>
       </w:r>
     </w:p>
     <w:p>
@@ -713,7 +713,7 @@
           <w:b w:val="0"/>
           <w:sz w:val="22"/>
         </w:rPr>
-        <w:t>Explain Containers With Docker to a supervisor in under two minutes.</w:t>
+        <w:t>Explain Git Repository and Commit Foundations to a supervisor in under two minutes.</w:t>
       </w:r>
     </w:p>
     <w:p>
@@ -725,7 +725,7 @@
           <w:b w:val="0"/>
           <w:sz w:val="22"/>
         </w:rPr>
-        <w:t>Configure or verify the approved tools required for Containers With Docker.</w:t>
+        <w:t>Configure or verify the approved tools required for Git Repository and Commit Foundations.</w:t>
       </w:r>
     </w:p>
     <w:p>
@@ -793,7 +793,7 @@
           <w:b w:val="0"/>
           <w:sz w:val="22"/>
         </w:rPr>
-        <w:t>Define the professional meaning of “Containers With Docker” before you use tools. Do not split the title into meaningless words. Connect each concept to today's practical action.</w:t>
+        <w:t>Define the professional meaning of “Git Repository and Commit Foundations” before you use tools. Do not split the title into meaningless words. Connect each concept to today's practical action.</w:t>
       </w:r>
     </w:p>
     <w:tbl>
@@ -901,7 +901,7 @@
               <w:rPr>
                 <w:sz w:val="18"/>
               </w:rPr>
-              <w:t>Shared responsibility</w:t>
+              <w:t>Problem framing</w:t>
             </w:r>
           </w:p>
         </w:tc>
@@ -914,7 +914,7 @@
               <w:rPr>
                 <w:sz w:val="18"/>
               </w:rPr>
-              <w:t>What you secure vs what the provider secures</w:t>
+              <w:t>Who needs what, constraints, success criteria</w:t>
             </w:r>
           </w:p>
         </w:tc>
@@ -927,7 +927,7 @@
               <w:rPr>
                 <w:sz w:val="18"/>
               </w:rPr>
-              <w:t>List responsibilities for today's service</w:t>
+              <w:t>Write a short frame table</w:t>
             </w:r>
           </w:p>
         </w:tc>
@@ -940,7 +940,7 @@
               <w:rPr>
                 <w:sz w:val="18"/>
               </w:rPr>
-              <w:t>Assuming the cloud is ‘safe by default’</w:t>
+              <w:t>Building the wrong thing</w:t>
             </w:r>
           </w:p>
         </w:tc>
@@ -953,7 +953,7 @@
               <w:rPr>
                 <w:sz w:val="18"/>
               </w:rPr>
-              <w:t>Checklist in report</w:t>
+              <w:t>Supervisor review of frame</w:t>
             </w:r>
           </w:p>
         </w:tc>
@@ -968,7 +968,7 @@
               <w:rPr>
                 <w:sz w:val="18"/>
               </w:rPr>
-              <w:t>Cost control</w:t>
+              <w:t>Train vs evaluation data</w:t>
             </w:r>
           </w:p>
         </w:tc>
@@ -981,7 +981,7 @@
               <w:rPr>
                 <w:sz w:val="18"/>
               </w:rPr>
-              <w:t>Free-tier/billing limits</w:t>
+              <w:t>Learn on one set; judge on another</w:t>
             </w:r>
           </w:p>
         </w:tc>
@@ -994,7 +994,7 @@
               <w:rPr>
                 <w:sz w:val="18"/>
               </w:rPr>
-              <w:t>Set alerts; destroy unused resources</w:t>
+              <w:t>Keep a held-out TEST set</w:t>
             </w:r>
           </w:p>
         </w:tc>
@@ -1007,7 +1007,7 @@
               <w:rPr>
                 <w:sz w:val="18"/>
               </w:rPr>
-              <w:t>Forgotten running VMs</w:t>
+              <w:t>Testing on training data</w:t>
             </w:r>
           </w:p>
         </w:tc>
@@ -1020,7 +1020,7 @@
               <w:rPr>
                 <w:sz w:val="18"/>
               </w:rPr>
-              <w:t>End-of-day teardown evidence</w:t>
+              <w:t>Document the split</w:t>
             </w:r>
           </w:p>
         </w:tc>
@@ -1035,7 +1035,7 @@
               <w:rPr>
                 <w:sz w:val="18"/>
               </w:rPr>
-              <w:t>Secrets handling</w:t>
+              <w:t>Human oversight</w:t>
             </w:r>
           </w:p>
         </w:tc>
@@ -1048,7 +1048,7 @@
               <w:rPr>
                 <w:sz w:val="18"/>
               </w:rPr>
-              <w:t>Keys never in git or screenshots</w:t>
+              <w:t>A person remains accountable</w:t>
             </w:r>
           </w:p>
         </w:tc>
@@ -1061,7 +1061,7 @@
               <w:rPr>
                 <w:sz w:val="18"/>
               </w:rPr>
-              <w:t>Use placeholders / env files</w:t>
+              <w:t>Disclose AI help; verify claims</w:t>
             </w:r>
           </w:p>
         </w:tc>
@@ -1074,7 +1074,7 @@
               <w:rPr>
                 <w:sz w:val="18"/>
               </w:rPr>
-              <w:t>Leaked tokens</w:t>
+              <w:t>Blind trust in outputs</w:t>
             </w:r>
           </w:p>
         </w:tc>
@@ -1087,7 +1087,7 @@
               <w:rPr>
                 <w:sz w:val="18"/>
               </w:rPr>
-              <w:t>Secret scan of submission folder</w:t>
+              <w:t>AI/tool disclosure block</w:t>
             </w:r>
           </w:p>
         </w:tc>
@@ -1348,7 +1348,7 @@
           <w:b w:val="0"/>
           <w:sz w:val="22"/>
         </w:rPr>
-        <w:t>Tools available: VirtualBox, Docker, GitHub, free tiers or local cloud emulators.</w:t>
+        <w:t>Tools available: Git, GitHub, VS Code, Markdown, diagramming tools.</w:t>
       </w:r>
     </w:p>
     <w:p>
@@ -1463,7 +1463,7 @@
               <w:rPr>
                 <w:sz w:val="18"/>
               </w:rPr>
-              <w:t>VirtualBox, Docker, GitHub, free tiers or local cloud emulators</w:t>
+              <w:t>Git, GitHub, VS Code, Markdown, diagramming tools</w:t>
             </w:r>
           </w:p>
         </w:tc>
@@ -1545,7 +1545,7 @@
           <w:b w:val="0"/>
           <w:sz w:val="18"/>
         </w:rPr>
-        <w:t>└── Day_31_Containers_With_Docker/</w:t>
+        <w:t>└── Day_31_Git_Repository_and_Commit_Foundations/</w:t>
       </w:r>
     </w:p>
     <w:p>
@@ -1698,7 +1698,7 @@
           <w:b w:val="0"/>
           <w:sz w:val="18"/>
         </w:rPr>
-        <w:t>mkdir Beyond_Cloud_Internship\Day_31_Containers_With_Docker\evidence, Beyond_Cloud_Internship\Day_31_Containers_With_Docker\notebooks, Beyond_Cloud_Internship\Day_31_Containers_With_Docker\src, Beyond_Cloud_Internship\Day_31_Containers_With_Docker\data, Beyond_Cloud_Internship\Day_31_Containers_With_Docker\output, Beyond_Cloud_Internship\Day_31_Containers_With_Docker\report -Force</w:t>
+        <w:t>mkdir Beyond_Cloud_Internship\Day_31_Git_Repository_and_Commit_Foundations\evidence, Beyond_Cloud_Internship\Day_31_Git_Repository_and_Commit_Foundations\notebooks, Beyond_Cloud_Internship\Day_31_Git_Repository_and_Commit_Foundations\src, Beyond_Cloud_Internship\Day_31_Git_Repository_and_Commit_Foundations\data, Beyond_Cloud_Internship\Day_31_Git_Repository_and_Commit_Foundations\output, Beyond_Cloud_Internship\Day_31_Git_Repository_and_Commit_Foundations\report -Force</w:t>
       </w:r>
     </w:p>
     <w:p/>
@@ -1739,7 +1739,7 @@
           <w:b w:val="0"/>
           <w:sz w:val="18"/>
         </w:rPr>
-        <w:t>mkdir -p Beyond_Cloud_Internship/Day_31_Containers_With_Docker/{evidence,notebooks,src,data,output,report}</w:t>
+        <w:t>mkdir -p Beyond_Cloud_Internship/Day_31_Git_Repository_and_Commit_Foundations/{evidence,notebooks,src,data,output,report}</w:t>
       </w:r>
     </w:p>
     <w:p/>
@@ -1855,7 +1855,7 @@
           <w:color w:val="0B3F90"/>
           <w:sz w:val="24"/>
         </w:rPr>
-        <w:t>Orientation and setup: Containers With Docker</w:t>
+        <w:t>Orientation and setup: Git Repository and Commit Foundations</w:t>
       </w:r>
     </w:p>
     <w:p>
@@ -1879,7 +1879,7 @@
           <w:b w:val="0"/>
           <w:sz w:val="20"/>
         </w:rPr>
-        <w:t>• Read the Study Notes on this page, then create or verify the lab needed for containers with Docker.</w:t>
+        <w:t>• Review Day 30 prerequisites and read the complete Day 31 objective before changing any lab resource.</w:t>
       </w:r>
     </w:p>
     <w:p>
@@ -1891,7 +1891,7 @@
           <w:b w:val="0"/>
           <w:sz w:val="20"/>
         </w:rPr>
-        <w:t>• Work only in an authorized lab, VM or on equipment assigned by Beyond.</w:t>
+        <w:t>• Confirm written authorization, account/sandbox boundary, region, quota, budget alert, and cleanup responsibility before provisioning.</w:t>
       </w:r>
     </w:p>
     <w:p>
@@ -1903,7 +1903,79 @@
           <w:b w:val="0"/>
           <w:sz w:val="20"/>
         </w:rPr>
-        <w:t>• Keep time entries truthful and ask the supervisor before changing production equipment.</w:t>
+        <w:t>• Verify only the tools required today and record versions; prefer local emulators when provider access or free-tier status is uncertain.</w:t>
+      </w:r>
+    </w:p>
+    <w:p>
+      <w:pPr>
+        <w:spacing w:after="120"/>
+      </w:pPr>
+      <w:r>
+        <w:rPr>
+          <w:b w:val="0"/>
+          <w:sz w:val="20"/>
+        </w:rPr>
+        <w:t>• Create Day_031_git_repository_and_commit_foundations with evidence, config or src, output, and report folders. Prevent secrets and state files from entering version control.</w:t>
+      </w:r>
+    </w:p>
+    <w:p>
+      <w:pPr>
+        <w:spacing w:after="120"/>
+      </w:pPr>
+      <w:r>
+        <w:rPr>
+          <w:b w:val="0"/>
+          <w:sz w:val="20"/>
+        </w:rPr>
+        <w:t>• Complete the practical objective: Initialize a cloud-lab repository and create small traceable commits.</w:t>
+      </w:r>
+    </w:p>
+    <w:p>
+      <w:pPr>
+        <w:spacing w:after="120"/>
+      </w:pPr>
+      <w:r>
+        <w:rPr>
+          <w:b w:val="0"/>
+          <w:sz w:val="20"/>
+        </w:rPr>
+        <w:t>• Record commands/configuration, expected result, observed result, resource identifiers without secrets, cost/usage check, and any deviations.</w:t>
+      </w:r>
+    </w:p>
+    <w:p>
+      <w:pPr>
+        <w:spacing w:after="120"/>
+      </w:pPr>
+      <w:r>
+        <w:rPr>
+          <w:b w:val="0"/>
+          <w:sz w:val="20"/>
+        </w:rPr>
+        <w:t>• Verify independently using a second command, connectivity test, configuration diff, monitoring view, clean rerun, restore test, or peer review.</w:t>
+      </w:r>
+    </w:p>
+    <w:p>
+      <w:pPr>
+        <w:spacing w:after="120"/>
+      </w:pPr>
+      <w:r>
+        <w:rPr>
+          <w:b w:val="0"/>
+          <w:sz w:val="20"/>
+        </w:rPr>
+        <w:t>• Stop and remove only assigned disposable resources; verify deletion, released IPs/storage, stopped services, and current billing/usage dashboard where applicable.</w:t>
+      </w:r>
+    </w:p>
+    <w:p>
+      <w:pPr>
+        <w:spacing w:after="120"/>
+      </w:pPr>
+      <w:r>
+        <w:rPr>
+          <w:b w:val="0"/>
+          <w:sz w:val="20"/>
+        </w:rPr>
+        <w:t>• Package evidence and write a professional report covering architecture, security, cost, verification, troubleshooting, limitations, and AI/tool assistance.</w:t>
       </w:r>
     </w:p>
     <w:p>
@@ -1929,7 +2001,7 @@
           <w:b w:val="0"/>
           <w:sz w:val="18"/>
         </w:rPr>
-        <w:t># day_31_lab.py — Orientation and setup: Containers With Docker</w:t>
+        <w:t># day_31_lab.py — Orientation and setup: Git Repository and Commit Foundations</w:t>
       </w:r>
     </w:p>
     <w:p>
@@ -1971,7 +2043,7 @@
           <w:b w:val="0"/>
           <w:sz w:val="18"/>
         </w:rPr>
-        <w:t>"""Day 31 practical starter for Containers With Docker.</w:t>
+        <w:t>"""Day 31 practical starter for Git Repository and Commit Foundations.</w:t>
       </w:r>
     </w:p>
     <w:p>
@@ -2153,7 +2225,7 @@
           <w:b w:val="0"/>
           <w:sz w:val="18"/>
         </w:rPr>
-        <w:t xml:space="preserve">    print("Program topic:", 'Containers With Docker')</w:t>
+        <w:t xml:space="preserve">    print("Program topic:", 'Git Repository and Commit Foundations')</w:t>
       </w:r>
     </w:p>
     <w:p>
@@ -5772,7 +5844,7 @@
           <w:b w:val="0"/>
           <w:sz w:val="22"/>
         </w:rPr>
-        <w:t>Objective addressed for Containers With Docker</w:t>
+        <w:t>Objective addressed for Git Repository and Commit Foundations</w:t>
       </w:r>
     </w:p>
     <w:p>
@@ -5876,7 +5948,7 @@
           <w:b w:val="0"/>
           <w:sz w:val="22"/>
         </w:rPr>
-        <w:t>Matches: A setup screenshot, a short explanation of the key terms, and a safety/ethics check.</w:t>
+        <w:t>Matches: Setup evidence, completed lab artifact, independent verification, cost/cleanup record, safety check, and short technical report.</w:t>
       </w:r>
     </w:p>
     <w:p>
@@ -5908,7 +5980,7 @@
           <w:b w:val="0"/>
           <w:sz w:val="22"/>
         </w:rPr>
-        <w:t>Explain Containers With Docker without reading.</w:t>
+        <w:t>Explain Git Repository and Commit Foundations without reading.</w:t>
       </w:r>
     </w:p>
     <w:p>
@@ -6000,7 +6072,7 @@
           <w:b w:val="0"/>
           <w:sz w:val="22"/>
         </w:rPr>
-        <w:t>Today is Day 31 (Orientation and setup) on Containers With Docker. I worked only in the authorized Beyond cloud lab. I completed the practical objective, verified with a second check, and packaged evidence. Main risk: unauthorized or unsafe action; control: checklist + supervisor escalation. Limitation: classroom/lab scope only. Next: continue the topic cycle and keep documentation reproducible.</w:t>
+        <w:t>Today is Day 31 (Orientation and setup) on Git Repository and Commit Foundations. I worked only in the authorized Beyond cloud lab. I completed the practical objective, verified with a second check, and packaged evidence. Main risk: unauthorized or unsafe action; control: checklist + supervisor escalation. Limitation: classroom/lab scope only. Next: continue the topic cycle and keep documentation reproducible.</w:t>
       </w:r>
     </w:p>
     <w:p>
@@ -6431,7 +6503,7 @@
           <w:b w:val="0"/>
           <w:sz w:val="22"/>
         </w:rPr>
-        <w:t>Access check date: 2026-08-09. Prefer first-party sources. Do not invent URLs.</w:t>
+        <w:t>Access check date: 2026-08-10. Prefer first-party sources. Do not invent URLs.</w:t>
       </w:r>
     </w:p>
     <w:p>
